--- a/public/services/Travel Essentials/Eurorail Tickets/Eurorail Tickets.docx
+++ b/public/services/Travel Essentials/Eurorail Tickets/Eurorail Tickets.docx
@@ -1,6 +1,6 @@
 
 <file path=word/document.xml><?xml version="1.0" encoding="utf-8"?>
-<w:document xmlns:wpc="http://schemas.microsoft.com/office/word/2010/wordprocessingCanvas" xmlns:mc="http://schemas.openxmlformats.org/markup-compatibility/2006" xmlns:o="urn:schemas-microsoft-com:office:office" xmlns:r="http://schemas.openxmlformats.org/officeDocument/2006/relationships" xmlns:m="http://schemas.openxmlformats.org/officeDocument/2006/math" xmlns:v="urn:schemas-microsoft-com:vml" xmlns:wp14="http://schemas.microsoft.com/office/word/2010/wordprocessingDrawing" xmlns:wp="http://schemas.openxmlformats.org/drawingml/2006/wordprocessingDrawing" xmlns:w10="urn:schemas-microsoft-com:office:word" xmlns:w="http://schemas.openxmlformats.org/wordprocessingml/2006/main" xmlns:w14="http://schemas.microsoft.com/office/word/2010/wordml" xmlns:w15="http://schemas.microsoft.com/office/word/2012/wordml" xmlns:wpg="http://schemas.microsoft.com/office/word/2010/wordprocessingGroup" xmlns:wpi="http://schemas.microsoft.com/office/word/2010/wordprocessingInk" xmlns:wne="http://schemas.microsoft.com/office/word/2006/wordml" xmlns:wps="http://schemas.microsoft.com/office/word/2010/wordprocessingShape" mc:Ignorable="w14 w15 wp14">
+<w:document xmlns:wpc="http://schemas.microsoft.com/office/word/2010/wordprocessingCanvas" xmlns:cx="http://schemas.microsoft.com/office/drawing/2014/chartex" xmlns:cx1="http://schemas.microsoft.com/office/drawing/2015/9/8/chartex" xmlns:cx2="http://schemas.microsoft.com/office/drawing/2015/10/21/chartex" xmlns:cx3="http://schemas.microsoft.com/office/drawing/2016/5/9/chartex" xmlns:cx4="http://schemas.microsoft.com/office/drawing/2016/5/10/chartex" xmlns:cx5="http://schemas.microsoft.com/office/drawing/2016/5/11/chartex" xmlns:cx6="http://schemas.microsoft.com/office/drawing/2016/5/12/chartex" xmlns:cx7="http://schemas.microsoft.com/office/drawing/2016/5/13/chartex" xmlns:cx8="http://schemas.microsoft.com/office/drawing/2016/5/14/chartex" xmlns:mc="http://schemas.openxmlformats.org/markup-compatibility/2006" xmlns:aink="http://schemas.microsoft.com/office/drawing/2016/ink" xmlns:am3d="http://schemas.microsoft.com/office/drawing/2017/model3d" xmlns:o="urn:schemas-microsoft-com:office:office" xmlns:r="http://schemas.openxmlformats.org/officeDocument/2006/relationships" xmlns:m="http://schemas.openxmlformats.org/officeDocument/2006/math" xmlns:v="urn:schemas-microsoft-com:vml" xmlns:wp14="http://schemas.microsoft.com/office/word/2010/wordprocessingDrawing" xmlns:wp="http://schemas.openxmlformats.org/drawingml/2006/wordprocessingDrawing" xmlns:w10="urn:schemas-microsoft-com:office:word" xmlns:w="http://schemas.openxmlformats.org/wordprocessingml/2006/main" xmlns:w14="http://schemas.microsoft.com/office/word/2010/wordml" xmlns:w15="http://schemas.microsoft.com/office/word/2012/wordml" xmlns:w16cid="http://schemas.microsoft.com/office/word/2016/wordml/cid" xmlns:w16se="http://schemas.microsoft.com/office/word/2015/wordml/symex" xmlns:wpg="http://schemas.microsoft.com/office/word/2010/wordprocessingGroup" xmlns:wpi="http://schemas.microsoft.com/office/word/2010/wordprocessingInk" xmlns:wne="http://schemas.microsoft.com/office/word/2006/wordml" xmlns:wps="http://schemas.microsoft.com/office/word/2010/wordprocessingShape" mc:Ignorable="w14 w15 w16se w16cid wp14">
   <w:body>
     <w:p>
       <w:pPr>
@@ -16,7 +16,6 @@
           <w:lang w:eastAsia="en-IN"/>
         </w:rPr>
       </w:pPr>
-      <w:proofErr w:type="spellStart"/>
       <w:r>
         <w:rPr>
           <w:rFonts w:ascii="Times New Roman" w:eastAsia="Times New Roman" w:hAnsi="Times New Roman" w:cs="Times New Roman"/>
@@ -27,20 +26,7 @@
           <w:szCs w:val="48"/>
           <w:lang w:eastAsia="en-IN"/>
         </w:rPr>
-        <w:t>Eurail</w:t>
-      </w:r>
-      <w:proofErr w:type="spellEnd"/>
-      <w:r>
-        <w:rPr>
-          <w:rFonts w:ascii="Times New Roman" w:eastAsia="Times New Roman" w:hAnsi="Times New Roman" w:cs="Times New Roman"/>
-          <w:b/>
-          <w:bCs/>
-          <w:kern w:val="36"/>
-          <w:sz w:val="44"/>
-          <w:szCs w:val="48"/>
-          <w:lang w:eastAsia="en-IN"/>
-        </w:rPr>
-        <w:t xml:space="preserve"> </w:t>
+        <w:t xml:space="preserve">Eurail </w:t>
       </w:r>
     </w:p>
     <w:p>
@@ -110,27 +96,15 @@
         </w:rPr>
         <w:t xml:space="preserve">Discover Europe the most scenic and convenient way—by train. With the </w:t>
       </w:r>
-      <w:proofErr w:type="spellStart"/>
-      <w:r>
-        <w:rPr>
-          <w:rFonts w:ascii="Times New Roman" w:eastAsia="Times New Roman" w:hAnsi="Times New Roman" w:cs="Times New Roman"/>
-          <w:b/>
-          <w:bCs/>
-          <w:szCs w:val="24"/>
-          <w:lang w:eastAsia="en-IN"/>
-        </w:rPr>
-        <w:t>Eurail</w:t>
-      </w:r>
-      <w:proofErr w:type="spellEnd"/>
-      <w:r>
-        <w:rPr>
-          <w:rFonts w:ascii="Times New Roman" w:eastAsia="Times New Roman" w:hAnsi="Times New Roman" w:cs="Times New Roman"/>
-          <w:b/>
-          <w:bCs/>
-          <w:szCs w:val="24"/>
-          <w:lang w:eastAsia="en-IN"/>
-        </w:rPr>
-        <w:t xml:space="preserve"> Pass</w:t>
+      <w:r>
+        <w:rPr>
+          <w:rFonts w:ascii="Times New Roman" w:eastAsia="Times New Roman" w:hAnsi="Times New Roman" w:cs="Times New Roman"/>
+          <w:b/>
+          <w:bCs/>
+          <w:szCs w:val="24"/>
+          <w:lang w:eastAsia="en-IN"/>
+        </w:rPr>
+        <w:t>Eurail Pass</w:t>
       </w:r>
       <w:r>
         <w:rPr>
@@ -218,33 +192,7 @@
           <w:szCs w:val="48"/>
           <w:lang w:eastAsia="en-IN"/>
         </w:rPr>
-        <w:t xml:space="preserve">Why Choose </w:t>
-      </w:r>
-      <w:proofErr w:type="spellStart"/>
-      <w:r>
-        <w:rPr>
-          <w:rFonts w:ascii="Times New Roman" w:eastAsia="Times New Roman" w:hAnsi="Times New Roman" w:cs="Times New Roman"/>
-          <w:b/>
-          <w:bCs/>
-          <w:kern w:val="36"/>
-          <w:sz w:val="36"/>
-          <w:szCs w:val="48"/>
-          <w:lang w:eastAsia="en-IN"/>
-        </w:rPr>
-        <w:t>Eurail</w:t>
-      </w:r>
-      <w:proofErr w:type="spellEnd"/>
-      <w:r>
-        <w:rPr>
-          <w:rFonts w:ascii="Times New Roman" w:eastAsia="Times New Roman" w:hAnsi="Times New Roman" w:cs="Times New Roman"/>
-          <w:b/>
-          <w:bCs/>
-          <w:kern w:val="36"/>
-          <w:sz w:val="36"/>
-          <w:szCs w:val="48"/>
-          <w:lang w:eastAsia="en-IN"/>
-        </w:rPr>
-        <w:t xml:space="preserve"> Travel</w:t>
+        <w:t>Why Choose Eurail Travel</w:t>
       </w:r>
     </w:p>
     <w:p>
@@ -401,33 +349,7 @@
           <w:szCs w:val="48"/>
           <w:lang w:eastAsia="en-IN"/>
         </w:rPr>
-        <w:t xml:space="preserve">Types of </w:t>
-      </w:r>
-      <w:proofErr w:type="spellStart"/>
-      <w:r>
-        <w:rPr>
-          <w:rFonts w:ascii="Times New Roman" w:eastAsia="Times New Roman" w:hAnsi="Times New Roman" w:cs="Times New Roman"/>
-          <w:b/>
-          <w:bCs/>
-          <w:kern w:val="36"/>
-          <w:sz w:val="36"/>
-          <w:szCs w:val="48"/>
-          <w:lang w:eastAsia="en-IN"/>
-        </w:rPr>
-        <w:t>Eurail</w:t>
-      </w:r>
-      <w:proofErr w:type="spellEnd"/>
-      <w:r>
-        <w:rPr>
-          <w:rFonts w:ascii="Times New Roman" w:eastAsia="Times New Roman" w:hAnsi="Times New Roman" w:cs="Times New Roman"/>
-          <w:b/>
-          <w:bCs/>
-          <w:kern w:val="36"/>
-          <w:sz w:val="36"/>
-          <w:szCs w:val="48"/>
-          <w:lang w:eastAsia="en-IN"/>
-        </w:rPr>
-        <w:t xml:space="preserve"> Passes</w:t>
+        <w:t>Types of Eurail Passes</w:t>
       </w:r>
     </w:p>
     <w:p>
@@ -475,7 +397,6 @@
       <w:r>
         <w:rPr>
           <w:rFonts w:ascii="Times New Roman" w:eastAsia="Times New Roman" w:hAnsi="Times New Roman" w:cs="Times New Roman"/>
-          <w:b/>
           <w:bCs/>
           <w:szCs w:val="24"/>
           <w:lang w:eastAsia="en-IN"/>
@@ -501,7 +422,6 @@
       <w:r>
         <w:rPr>
           <w:rFonts w:ascii="Times New Roman" w:eastAsia="Times New Roman" w:hAnsi="Times New Roman" w:cs="Times New Roman"/>
-          <w:b/>
           <w:bCs/>
           <w:szCs w:val="24"/>
           <w:lang w:eastAsia="en-IN"/>
@@ -590,7 +510,6 @@
       <w:r>
         <w:rPr>
           <w:rFonts w:ascii="Times New Roman" w:eastAsia="Times New Roman" w:hAnsi="Times New Roman" w:cs="Times New Roman"/>
-          <w:b/>
           <w:bCs/>
           <w:szCs w:val="24"/>
           <w:lang w:eastAsia="en-IN"/>
@@ -679,7 +598,6 @@
       <w:r>
         <w:rPr>
           <w:rFonts w:ascii="Times New Roman" w:eastAsia="Times New Roman" w:hAnsi="Times New Roman" w:cs="Times New Roman"/>
-          <w:b/>
           <w:bCs/>
           <w:szCs w:val="24"/>
           <w:lang w:eastAsia="en-IN"/>
@@ -692,25 +610,7 @@
           <w:szCs w:val="24"/>
           <w:lang w:eastAsia="en-IN"/>
         </w:rPr>
-        <w:t xml:space="preserve"> </w:t>
-      </w:r>
-      <w:proofErr w:type="spellStart"/>
-      <w:r>
-        <w:rPr>
-          <w:rFonts w:ascii="Times New Roman" w:eastAsia="Times New Roman" w:hAnsi="Times New Roman" w:cs="Times New Roman"/>
-          <w:szCs w:val="24"/>
-          <w:lang w:eastAsia="en-IN"/>
-        </w:rPr>
-        <w:t>Travelers</w:t>
-      </w:r>
-      <w:proofErr w:type="spellEnd"/>
-      <w:r>
-        <w:rPr>
-          <w:rFonts w:ascii="Times New Roman" w:eastAsia="Times New Roman" w:hAnsi="Times New Roman" w:cs="Times New Roman"/>
-          <w:szCs w:val="24"/>
-          <w:lang w:eastAsia="en-IN"/>
-        </w:rPr>
-        <w:t xml:space="preserve"> who want flexibility and relaxed itineraries</w:t>
+        <w:t xml:space="preserve"> Travelers who want flexibility and relaxed itineraries</w:t>
       </w:r>
     </w:p>
     <w:p>
@@ -787,7 +687,6 @@
       <w:r>
         <w:rPr>
           <w:rFonts w:ascii="Times New Roman" w:eastAsia="Times New Roman" w:hAnsi="Times New Roman" w:cs="Times New Roman"/>
-          <w:b/>
           <w:bCs/>
           <w:szCs w:val="24"/>
           <w:lang w:eastAsia="en-IN"/>
@@ -1094,33 +993,7 @@
           <w:szCs w:val="48"/>
           <w:lang w:eastAsia="en-IN"/>
         </w:rPr>
-        <w:t xml:space="preserve">Popular </w:t>
-      </w:r>
-      <w:proofErr w:type="spellStart"/>
-      <w:r>
-        <w:rPr>
-          <w:rFonts w:ascii="Times New Roman" w:eastAsia="Times New Roman" w:hAnsi="Times New Roman" w:cs="Times New Roman"/>
-          <w:b/>
-          <w:bCs/>
-          <w:kern w:val="36"/>
-          <w:sz w:val="36"/>
-          <w:szCs w:val="48"/>
-          <w:lang w:eastAsia="en-IN"/>
-        </w:rPr>
-        <w:t>Eurail</w:t>
-      </w:r>
-      <w:proofErr w:type="spellEnd"/>
-      <w:r>
-        <w:rPr>
-          <w:rFonts w:ascii="Times New Roman" w:eastAsia="Times New Roman" w:hAnsi="Times New Roman" w:cs="Times New Roman"/>
-          <w:b/>
-          <w:bCs/>
-          <w:kern w:val="36"/>
-          <w:sz w:val="36"/>
-          <w:szCs w:val="48"/>
-          <w:lang w:eastAsia="en-IN"/>
-        </w:rPr>
-        <w:t xml:space="preserve"> Routes</w:t>
+        <w:t>Popular Eurail Routes</w:t>
       </w:r>
     </w:p>
     <w:p>
@@ -1136,10 +1009,10 @@
           <w:lang w:eastAsia="en-IN"/>
         </w:rPr>
       </w:pPr>
-      <w:r>
-        <w:rPr>
-          <w:rFonts w:ascii="Times New Roman" w:eastAsia="Times New Roman" w:hAnsi="Times New Roman" w:cs="Times New Roman"/>
-          <w:b/>
+      <w:bookmarkStart w:id="0" w:name="_GoBack"/>
+      <w:r>
+        <w:rPr>
+          <w:rFonts w:ascii="Times New Roman" w:eastAsia="Times New Roman" w:hAnsi="Times New Roman" w:cs="Times New Roman"/>
           <w:bCs/>
           <w:szCs w:val="24"/>
           <w:lang w:eastAsia="en-IN"/>
@@ -1171,7 +1044,6 @@
       <w:r>
         <w:rPr>
           <w:rFonts w:ascii="Times New Roman" w:eastAsia="Times New Roman" w:hAnsi="Times New Roman" w:cs="Times New Roman"/>
-          <w:b/>
           <w:bCs/>
           <w:szCs w:val="24"/>
           <w:lang w:eastAsia="en-IN"/>
@@ -1203,7 +1075,6 @@
       <w:r>
         <w:rPr>
           <w:rFonts w:ascii="Times New Roman" w:eastAsia="Times New Roman" w:hAnsi="Times New Roman" w:cs="Times New Roman"/>
-          <w:b/>
           <w:bCs/>
           <w:szCs w:val="24"/>
           <w:lang w:eastAsia="en-IN"/>
@@ -1235,7 +1106,6 @@
       <w:r>
         <w:rPr>
           <w:rFonts w:ascii="Times New Roman" w:eastAsia="Times New Roman" w:hAnsi="Times New Roman" w:cs="Times New Roman"/>
-          <w:b/>
           <w:bCs/>
           <w:szCs w:val="24"/>
           <w:lang w:eastAsia="en-IN"/>
@@ -1267,7 +1137,6 @@
       <w:r>
         <w:rPr>
           <w:rFonts w:ascii="Times New Roman" w:eastAsia="Times New Roman" w:hAnsi="Times New Roman" w:cs="Times New Roman"/>
-          <w:b/>
           <w:bCs/>
           <w:szCs w:val="24"/>
           <w:lang w:eastAsia="en-IN"/>
@@ -1283,6 +1152,7 @@
         <w:t xml:space="preserve"> – Short and seamless city travel </w:t>
       </w:r>
     </w:p>
+    <w:bookmarkEnd w:id="0"/>
     <w:p>
       <w:pPr>
         <w:spacing w:after="0" w:line="240" w:lineRule="auto"/>
@@ -1327,10 +1197,249 @@
           <w:szCs w:val="48"/>
           <w:lang w:eastAsia="en-IN"/>
         </w:rPr>
-        <w:t xml:space="preserve">Our </w:t>
-      </w:r>
-      <w:proofErr w:type="spellStart"/>
-      <w:r>
+        <w:t>Our Eurail Services</w:t>
+      </w:r>
+    </w:p>
+    <w:p>
+      <w:pPr>
+        <w:spacing w:before="100" w:beforeAutospacing="1" w:after="100" w:afterAutospacing="1" w:line="240" w:lineRule="auto"/>
+        <w:outlineLvl w:val="2"/>
+        <w:rPr>
+          <w:rFonts w:ascii="Times New Roman" w:eastAsia="Times New Roman" w:hAnsi="Times New Roman" w:cs="Times New Roman"/>
+          <w:b/>
+          <w:bCs/>
+          <w:sz w:val="24"/>
+          <w:szCs w:val="27"/>
+          <w:lang w:eastAsia="en-IN"/>
+        </w:rPr>
+      </w:pPr>
+      <w:r>
+        <w:rPr>
+          <w:rFonts w:ascii="Times New Roman" w:eastAsia="Times New Roman" w:hAnsi="Times New Roman" w:cs="Times New Roman"/>
+          <w:b/>
+          <w:bCs/>
+          <w:sz w:val="24"/>
+          <w:szCs w:val="27"/>
+          <w:lang w:eastAsia="en-IN"/>
+        </w:rPr>
+        <w:t>Pass Selection &amp; Booking</w:t>
+      </w:r>
+    </w:p>
+    <w:p>
+      <w:pPr>
+        <w:spacing w:before="100" w:beforeAutospacing="1" w:after="100" w:afterAutospacing="1" w:line="240" w:lineRule="auto"/>
+        <w:rPr>
+          <w:rFonts w:ascii="Times New Roman" w:eastAsia="Times New Roman" w:hAnsi="Times New Roman" w:cs="Times New Roman"/>
+          <w:szCs w:val="24"/>
+          <w:lang w:eastAsia="en-IN"/>
+        </w:rPr>
+      </w:pPr>
+      <w:r>
+        <w:rPr>
+          <w:rFonts w:ascii="Times New Roman" w:eastAsia="Times New Roman" w:hAnsi="Times New Roman" w:cs="Times New Roman"/>
+          <w:szCs w:val="24"/>
+          <w:lang w:eastAsia="en-IN"/>
+        </w:rPr>
+        <w:t>We help you choose the right pass based on your itinerary, travel duration, and budget.</w:t>
+      </w:r>
+    </w:p>
+    <w:p>
+      <w:pPr>
+        <w:spacing w:before="100" w:beforeAutospacing="1" w:after="100" w:afterAutospacing="1" w:line="240" w:lineRule="auto"/>
+        <w:outlineLvl w:val="2"/>
+        <w:rPr>
+          <w:rFonts w:ascii="Times New Roman" w:eastAsia="Times New Roman" w:hAnsi="Times New Roman" w:cs="Times New Roman"/>
+          <w:b/>
+          <w:bCs/>
+          <w:sz w:val="24"/>
+          <w:szCs w:val="27"/>
+          <w:lang w:eastAsia="en-IN"/>
+        </w:rPr>
+      </w:pPr>
+      <w:r>
+        <w:rPr>
+          <w:rFonts w:ascii="Times New Roman" w:eastAsia="Times New Roman" w:hAnsi="Times New Roman" w:cs="Times New Roman"/>
+          <w:b/>
+          <w:bCs/>
+          <w:sz w:val="24"/>
+          <w:szCs w:val="27"/>
+          <w:lang w:eastAsia="en-IN"/>
+        </w:rPr>
+        <w:t>Seat Reservations</w:t>
+      </w:r>
+    </w:p>
+    <w:p>
+      <w:pPr>
+        <w:spacing w:before="100" w:beforeAutospacing="1" w:after="100" w:afterAutospacing="1" w:line="240" w:lineRule="auto"/>
+        <w:rPr>
+          <w:rFonts w:ascii="Times New Roman" w:eastAsia="Times New Roman" w:hAnsi="Times New Roman" w:cs="Times New Roman"/>
+          <w:szCs w:val="24"/>
+          <w:lang w:eastAsia="en-IN"/>
+        </w:rPr>
+      </w:pPr>
+      <w:r>
+        <w:rPr>
+          <w:rFonts w:ascii="Times New Roman" w:eastAsia="Times New Roman" w:hAnsi="Times New Roman" w:cs="Times New Roman"/>
+          <w:szCs w:val="24"/>
+          <w:lang w:eastAsia="en-IN"/>
+        </w:rPr>
+        <w:t>Assistance with mandatory reservations for high-speed and premium trains.</w:t>
+      </w:r>
+    </w:p>
+    <w:p>
+      <w:pPr>
+        <w:spacing w:before="100" w:beforeAutospacing="1" w:after="100" w:afterAutospacing="1" w:line="240" w:lineRule="auto"/>
+        <w:outlineLvl w:val="2"/>
+        <w:rPr>
+          <w:rFonts w:ascii="Times New Roman" w:eastAsia="Times New Roman" w:hAnsi="Times New Roman" w:cs="Times New Roman"/>
+          <w:b/>
+          <w:bCs/>
+          <w:sz w:val="24"/>
+          <w:szCs w:val="27"/>
+          <w:lang w:eastAsia="en-IN"/>
+        </w:rPr>
+      </w:pPr>
+      <w:r>
+        <w:rPr>
+          <w:rFonts w:ascii="Times New Roman" w:eastAsia="Times New Roman" w:hAnsi="Times New Roman" w:cs="Times New Roman"/>
+          <w:b/>
+          <w:bCs/>
+          <w:sz w:val="24"/>
+          <w:szCs w:val="27"/>
+          <w:lang w:eastAsia="en-IN"/>
+        </w:rPr>
+        <w:t>Complete Itinerary Planning</w:t>
+      </w:r>
+    </w:p>
+    <w:p>
+      <w:pPr>
+        <w:spacing w:before="100" w:beforeAutospacing="1" w:after="100" w:afterAutospacing="1" w:line="240" w:lineRule="auto"/>
+        <w:rPr>
+          <w:rFonts w:ascii="Times New Roman" w:eastAsia="Times New Roman" w:hAnsi="Times New Roman" w:cs="Times New Roman"/>
+          <w:szCs w:val="24"/>
+          <w:lang w:eastAsia="en-IN"/>
+        </w:rPr>
+      </w:pPr>
+      <w:r>
+        <w:rPr>
+          <w:rFonts w:ascii="Times New Roman" w:eastAsia="Times New Roman" w:hAnsi="Times New Roman" w:cs="Times New Roman"/>
+          <w:szCs w:val="24"/>
+          <w:lang w:eastAsia="en-IN"/>
+        </w:rPr>
+        <w:t>Customized rail routes, schedules, and travel plans across Europe.</w:t>
+      </w:r>
+    </w:p>
+    <w:p>
+      <w:pPr>
+        <w:spacing w:before="100" w:beforeAutospacing="1" w:after="100" w:afterAutospacing="1" w:line="240" w:lineRule="auto"/>
+        <w:outlineLvl w:val="2"/>
+        <w:rPr>
+          <w:rFonts w:ascii="Times New Roman" w:eastAsia="Times New Roman" w:hAnsi="Times New Roman" w:cs="Times New Roman"/>
+          <w:b/>
+          <w:bCs/>
+          <w:sz w:val="24"/>
+          <w:szCs w:val="27"/>
+          <w:lang w:eastAsia="en-IN"/>
+        </w:rPr>
+      </w:pPr>
+      <w:r>
+        <w:rPr>
+          <w:rFonts w:ascii="Times New Roman" w:eastAsia="Times New Roman" w:hAnsi="Times New Roman" w:cs="Times New Roman"/>
+          <w:b/>
+          <w:bCs/>
+          <w:sz w:val="24"/>
+          <w:szCs w:val="27"/>
+          <w:lang w:eastAsia="en-IN"/>
+        </w:rPr>
+        <w:t>Visa &amp; Travel Support</w:t>
+      </w:r>
+    </w:p>
+    <w:p>
+      <w:pPr>
+        <w:spacing w:before="100" w:beforeAutospacing="1" w:after="100" w:afterAutospacing="1" w:line="240" w:lineRule="auto"/>
+        <w:rPr>
+          <w:rFonts w:ascii="Times New Roman" w:eastAsia="Times New Roman" w:hAnsi="Times New Roman" w:cs="Times New Roman"/>
+          <w:szCs w:val="24"/>
+          <w:lang w:eastAsia="en-IN"/>
+        </w:rPr>
+      </w:pPr>
+      <w:r>
+        <w:rPr>
+          <w:rFonts w:ascii="Times New Roman" w:eastAsia="Times New Roman" w:hAnsi="Times New Roman" w:cs="Times New Roman"/>
+          <w:szCs w:val="24"/>
+          <w:lang w:eastAsia="en-IN"/>
+        </w:rPr>
+        <w:t>Guidance on Schengen visas, travel insurance, and documentation.</w:t>
+      </w:r>
+    </w:p>
+    <w:p>
+      <w:pPr>
+        <w:spacing w:before="100" w:beforeAutospacing="1" w:after="100" w:afterAutospacing="1" w:line="240" w:lineRule="auto"/>
+        <w:outlineLvl w:val="2"/>
+        <w:rPr>
+          <w:rFonts w:ascii="Times New Roman" w:eastAsia="Times New Roman" w:hAnsi="Times New Roman" w:cs="Times New Roman"/>
+          <w:b/>
+          <w:bCs/>
+          <w:sz w:val="24"/>
+          <w:szCs w:val="27"/>
+          <w:lang w:eastAsia="en-IN"/>
+        </w:rPr>
+      </w:pPr>
+      <w:r>
+        <w:rPr>
+          <w:rFonts w:ascii="Times New Roman" w:eastAsia="Times New Roman" w:hAnsi="Times New Roman" w:cs="Times New Roman"/>
+          <w:b/>
+          <w:bCs/>
+          <w:sz w:val="24"/>
+          <w:szCs w:val="27"/>
+          <w:lang w:eastAsia="en-IN"/>
+        </w:rPr>
+        <w:t>On-Ground Assistance</w:t>
+      </w:r>
+    </w:p>
+    <w:p>
+      <w:pPr>
+        <w:spacing w:before="100" w:beforeAutospacing="1" w:after="100" w:afterAutospacing="1" w:line="240" w:lineRule="auto"/>
+        <w:rPr>
+          <w:rFonts w:ascii="Times New Roman" w:eastAsia="Times New Roman" w:hAnsi="Times New Roman" w:cs="Times New Roman"/>
+          <w:szCs w:val="24"/>
+          <w:lang w:eastAsia="en-IN"/>
+        </w:rPr>
+      </w:pPr>
+      <w:r>
+        <w:rPr>
+          <w:rFonts w:ascii="Times New Roman" w:eastAsia="Times New Roman" w:hAnsi="Times New Roman" w:cs="Times New Roman"/>
+          <w:szCs w:val="24"/>
+          <w:lang w:eastAsia="en-IN"/>
+        </w:rPr>
+        <w:lastRenderedPageBreak/>
+        <w:t>Support for train schedules, connections, and travel tips.</w:t>
+      </w:r>
+    </w:p>
+    <w:p>
+      <w:pPr>
+        <w:spacing w:after="0" w:line="240" w:lineRule="auto"/>
+        <w:rPr>
+          <w:rFonts w:ascii="Times New Roman" w:eastAsia="Times New Roman" w:hAnsi="Times New Roman" w:cs="Times New Roman"/>
+          <w:szCs w:val="24"/>
+          <w:lang w:eastAsia="en-IN"/>
+        </w:rPr>
+      </w:pPr>
+      <w:r>
+        <w:rPr>
+          <w:rFonts w:ascii="Times New Roman" w:eastAsia="Times New Roman" w:hAnsi="Times New Roman" w:cs="Times New Roman"/>
+          <w:szCs w:val="24"/>
+          <w:lang w:eastAsia="en-IN"/>
+        </w:rPr>
+        <w:pict>
+          <v:rect id="_x0000_i1033" style="width:0;height:1.5pt" o:hralign="center" o:hrstd="t" o:hr="t" fillcolor="#a0a0a0" stroked="f"/>
+        </w:pict>
+      </w:r>
+    </w:p>
+    <w:p>
+      <w:pPr>
+        <w:spacing w:before="100" w:beforeAutospacing="1" w:after="100" w:afterAutospacing="1" w:line="240" w:lineRule="auto"/>
+        <w:outlineLvl w:val="0"/>
         <w:rPr>
           <w:rFonts w:ascii="Times New Roman" w:eastAsia="Times New Roman" w:hAnsi="Times New Roman" w:cs="Times New Roman"/>
           <w:b/>
@@ -1340,9 +1449,7 @@
           <w:szCs w:val="48"/>
           <w:lang w:eastAsia="en-IN"/>
         </w:rPr>
-        <w:t>Eurail</w:t>
-      </w:r>
-      <w:proofErr w:type="spellEnd"/>
+      </w:pPr>
       <w:r>
         <w:rPr>
           <w:rFonts w:ascii="Times New Roman" w:eastAsia="Times New Roman" w:hAnsi="Times New Roman" w:cs="Times New Roman"/>
@@ -1353,296 +1460,7 @@
           <w:szCs w:val="48"/>
           <w:lang w:eastAsia="en-IN"/>
         </w:rPr>
-        <w:t xml:space="preserve"> Services</w:t>
-      </w:r>
-    </w:p>
-    <w:p>
-      <w:pPr>
-        <w:spacing w:before="100" w:beforeAutospacing="1" w:after="100" w:afterAutospacing="1" w:line="240" w:lineRule="auto"/>
-        <w:outlineLvl w:val="2"/>
-        <w:rPr>
-          <w:rFonts w:ascii="Times New Roman" w:eastAsia="Times New Roman" w:hAnsi="Times New Roman" w:cs="Times New Roman"/>
-          <w:b/>
-          <w:bCs/>
-          <w:sz w:val="24"/>
-          <w:szCs w:val="27"/>
-          <w:lang w:eastAsia="en-IN"/>
-        </w:rPr>
-      </w:pPr>
-      <w:r>
-        <w:rPr>
-          <w:rFonts w:ascii="Times New Roman" w:eastAsia="Times New Roman" w:hAnsi="Times New Roman" w:cs="Times New Roman"/>
-          <w:b/>
-          <w:bCs/>
-          <w:sz w:val="24"/>
-          <w:szCs w:val="27"/>
-          <w:lang w:eastAsia="en-IN"/>
-        </w:rPr>
-        <w:t>Pass Selection &amp; Booking</w:t>
-      </w:r>
-    </w:p>
-    <w:p>
-      <w:pPr>
-        <w:spacing w:before="100" w:beforeAutospacing="1" w:after="100" w:afterAutospacing="1" w:line="240" w:lineRule="auto"/>
-        <w:rPr>
-          <w:rFonts w:ascii="Times New Roman" w:eastAsia="Times New Roman" w:hAnsi="Times New Roman" w:cs="Times New Roman"/>
-          <w:szCs w:val="24"/>
-          <w:lang w:eastAsia="en-IN"/>
-        </w:rPr>
-      </w:pPr>
-      <w:r>
-        <w:rPr>
-          <w:rFonts w:ascii="Times New Roman" w:eastAsia="Times New Roman" w:hAnsi="Times New Roman" w:cs="Times New Roman"/>
-          <w:szCs w:val="24"/>
-          <w:lang w:eastAsia="en-IN"/>
-        </w:rPr>
-        <w:t>We help you choose the right pass based on your itinerary, travel duration, and budget.</w:t>
-      </w:r>
-    </w:p>
-    <w:p>
-      <w:pPr>
-        <w:spacing w:before="100" w:beforeAutospacing="1" w:after="100" w:afterAutospacing="1" w:line="240" w:lineRule="auto"/>
-        <w:outlineLvl w:val="2"/>
-        <w:rPr>
-          <w:rFonts w:ascii="Times New Roman" w:eastAsia="Times New Roman" w:hAnsi="Times New Roman" w:cs="Times New Roman"/>
-          <w:b/>
-          <w:bCs/>
-          <w:sz w:val="24"/>
-          <w:szCs w:val="27"/>
-          <w:lang w:eastAsia="en-IN"/>
-        </w:rPr>
-      </w:pPr>
-      <w:r>
-        <w:rPr>
-          <w:rFonts w:ascii="Times New Roman" w:eastAsia="Times New Roman" w:hAnsi="Times New Roman" w:cs="Times New Roman"/>
-          <w:b/>
-          <w:bCs/>
-          <w:sz w:val="24"/>
-          <w:szCs w:val="27"/>
-          <w:lang w:eastAsia="en-IN"/>
-        </w:rPr>
-        <w:t>Seat Reservations</w:t>
-      </w:r>
-    </w:p>
-    <w:p>
-      <w:pPr>
-        <w:spacing w:before="100" w:beforeAutospacing="1" w:after="100" w:afterAutospacing="1" w:line="240" w:lineRule="auto"/>
-        <w:rPr>
-          <w:rFonts w:ascii="Times New Roman" w:eastAsia="Times New Roman" w:hAnsi="Times New Roman" w:cs="Times New Roman"/>
-          <w:szCs w:val="24"/>
-          <w:lang w:eastAsia="en-IN"/>
-        </w:rPr>
-      </w:pPr>
-      <w:r>
-        <w:rPr>
-          <w:rFonts w:ascii="Times New Roman" w:eastAsia="Times New Roman" w:hAnsi="Times New Roman" w:cs="Times New Roman"/>
-          <w:szCs w:val="24"/>
-          <w:lang w:eastAsia="en-IN"/>
-        </w:rPr>
-        <w:t>Assistance with mandatory reservations for high-speed and premium trains.</w:t>
-      </w:r>
-    </w:p>
-    <w:p>
-      <w:pPr>
-        <w:spacing w:before="100" w:beforeAutospacing="1" w:after="100" w:afterAutospacing="1" w:line="240" w:lineRule="auto"/>
-        <w:outlineLvl w:val="2"/>
-        <w:rPr>
-          <w:rFonts w:ascii="Times New Roman" w:eastAsia="Times New Roman" w:hAnsi="Times New Roman" w:cs="Times New Roman"/>
-          <w:b/>
-          <w:bCs/>
-          <w:sz w:val="24"/>
-          <w:szCs w:val="27"/>
-          <w:lang w:eastAsia="en-IN"/>
-        </w:rPr>
-      </w:pPr>
-      <w:r>
-        <w:rPr>
-          <w:rFonts w:ascii="Times New Roman" w:eastAsia="Times New Roman" w:hAnsi="Times New Roman" w:cs="Times New Roman"/>
-          <w:b/>
-          <w:bCs/>
-          <w:sz w:val="24"/>
-          <w:szCs w:val="27"/>
-          <w:lang w:eastAsia="en-IN"/>
-        </w:rPr>
-        <w:t>Complete Itinerary Planning</w:t>
-      </w:r>
-    </w:p>
-    <w:p>
-      <w:pPr>
-        <w:spacing w:before="100" w:beforeAutospacing="1" w:after="100" w:afterAutospacing="1" w:line="240" w:lineRule="auto"/>
-        <w:rPr>
-          <w:rFonts w:ascii="Times New Roman" w:eastAsia="Times New Roman" w:hAnsi="Times New Roman" w:cs="Times New Roman"/>
-          <w:szCs w:val="24"/>
-          <w:lang w:eastAsia="en-IN"/>
-        </w:rPr>
-      </w:pPr>
-      <w:r>
-        <w:rPr>
-          <w:rFonts w:ascii="Times New Roman" w:eastAsia="Times New Roman" w:hAnsi="Times New Roman" w:cs="Times New Roman"/>
-          <w:szCs w:val="24"/>
-          <w:lang w:eastAsia="en-IN"/>
-        </w:rPr>
-        <w:t>Customized rail routes, schedules, and travel plans across Europe.</w:t>
-      </w:r>
-    </w:p>
-    <w:p>
-      <w:pPr>
-        <w:spacing w:before="100" w:beforeAutospacing="1" w:after="100" w:afterAutospacing="1" w:line="240" w:lineRule="auto"/>
-        <w:outlineLvl w:val="2"/>
-        <w:rPr>
-          <w:rFonts w:ascii="Times New Roman" w:eastAsia="Times New Roman" w:hAnsi="Times New Roman" w:cs="Times New Roman"/>
-          <w:b/>
-          <w:bCs/>
-          <w:sz w:val="24"/>
-          <w:szCs w:val="27"/>
-          <w:lang w:eastAsia="en-IN"/>
-        </w:rPr>
-      </w:pPr>
-      <w:r>
-        <w:rPr>
-          <w:rFonts w:ascii="Times New Roman" w:eastAsia="Times New Roman" w:hAnsi="Times New Roman" w:cs="Times New Roman"/>
-          <w:b/>
-          <w:bCs/>
-          <w:sz w:val="24"/>
-          <w:szCs w:val="27"/>
-          <w:lang w:eastAsia="en-IN"/>
-        </w:rPr>
-        <w:t>Visa &amp; Travel Support</w:t>
-      </w:r>
-    </w:p>
-    <w:p>
-      <w:pPr>
-        <w:spacing w:before="100" w:beforeAutospacing="1" w:after="100" w:afterAutospacing="1" w:line="240" w:lineRule="auto"/>
-        <w:rPr>
-          <w:rFonts w:ascii="Times New Roman" w:eastAsia="Times New Roman" w:hAnsi="Times New Roman" w:cs="Times New Roman"/>
-          <w:szCs w:val="24"/>
-          <w:lang w:eastAsia="en-IN"/>
-        </w:rPr>
-      </w:pPr>
-      <w:r>
-        <w:rPr>
-          <w:rFonts w:ascii="Times New Roman" w:eastAsia="Times New Roman" w:hAnsi="Times New Roman" w:cs="Times New Roman"/>
-          <w:szCs w:val="24"/>
-          <w:lang w:eastAsia="en-IN"/>
-        </w:rPr>
-        <w:t>Guidance on Schengen visas, travel insurance, and documentation.</w:t>
-      </w:r>
-    </w:p>
-    <w:p>
-      <w:pPr>
-        <w:spacing w:before="100" w:beforeAutospacing="1" w:after="100" w:afterAutospacing="1" w:line="240" w:lineRule="auto"/>
-        <w:outlineLvl w:val="2"/>
-        <w:rPr>
-          <w:rFonts w:ascii="Times New Roman" w:eastAsia="Times New Roman" w:hAnsi="Times New Roman" w:cs="Times New Roman"/>
-          <w:b/>
-          <w:bCs/>
-          <w:sz w:val="24"/>
-          <w:szCs w:val="27"/>
-          <w:lang w:eastAsia="en-IN"/>
-        </w:rPr>
-      </w:pPr>
-      <w:r>
-        <w:rPr>
-          <w:rFonts w:ascii="Times New Roman" w:eastAsia="Times New Roman" w:hAnsi="Times New Roman" w:cs="Times New Roman"/>
-          <w:b/>
-          <w:bCs/>
-          <w:sz w:val="24"/>
-          <w:szCs w:val="27"/>
-          <w:lang w:eastAsia="en-IN"/>
-        </w:rPr>
-        <w:t>On-Ground Assistance</w:t>
-      </w:r>
-    </w:p>
-    <w:p>
-      <w:pPr>
-        <w:spacing w:before="100" w:beforeAutospacing="1" w:after="100" w:afterAutospacing="1" w:line="240" w:lineRule="auto"/>
-        <w:rPr>
-          <w:rFonts w:ascii="Times New Roman" w:eastAsia="Times New Roman" w:hAnsi="Times New Roman" w:cs="Times New Roman"/>
-          <w:szCs w:val="24"/>
-          <w:lang w:eastAsia="en-IN"/>
-        </w:rPr>
-      </w:pPr>
-      <w:r>
-        <w:rPr>
-          <w:rFonts w:ascii="Times New Roman" w:eastAsia="Times New Roman" w:hAnsi="Times New Roman" w:cs="Times New Roman"/>
-          <w:szCs w:val="24"/>
-          <w:lang w:eastAsia="en-IN"/>
-        </w:rPr>
-        <w:lastRenderedPageBreak/>
-        <w:t>Support for train schedules, connections, and travel tips.</w:t>
-      </w:r>
-    </w:p>
-    <w:p>
-      <w:pPr>
-        <w:spacing w:after="0" w:line="240" w:lineRule="auto"/>
-        <w:rPr>
-          <w:rFonts w:ascii="Times New Roman" w:eastAsia="Times New Roman" w:hAnsi="Times New Roman" w:cs="Times New Roman"/>
-          <w:szCs w:val="24"/>
-          <w:lang w:eastAsia="en-IN"/>
-        </w:rPr>
-      </w:pPr>
-      <w:r>
-        <w:rPr>
-          <w:rFonts w:ascii="Times New Roman" w:eastAsia="Times New Roman" w:hAnsi="Times New Roman" w:cs="Times New Roman"/>
-          <w:szCs w:val="24"/>
-          <w:lang w:eastAsia="en-IN"/>
-        </w:rPr>
-        <w:pict>
-          <v:rect id="_x0000_i1033" style="width:0;height:1.5pt" o:hralign="center" o:hrstd="t" o:hr="t" fillcolor="#a0a0a0" stroked="f"/>
-        </w:pict>
-      </w:r>
-    </w:p>
-    <w:p>
-      <w:pPr>
-        <w:spacing w:before="100" w:beforeAutospacing="1" w:after="100" w:afterAutospacing="1" w:line="240" w:lineRule="auto"/>
-        <w:outlineLvl w:val="0"/>
-        <w:rPr>
-          <w:rFonts w:ascii="Times New Roman" w:eastAsia="Times New Roman" w:hAnsi="Times New Roman" w:cs="Times New Roman"/>
-          <w:b/>
-          <w:bCs/>
-          <w:kern w:val="36"/>
-          <w:sz w:val="36"/>
-          <w:szCs w:val="48"/>
-          <w:lang w:eastAsia="en-IN"/>
-        </w:rPr>
-      </w:pPr>
-      <w:r>
-        <w:rPr>
-          <w:rFonts w:ascii="Times New Roman" w:eastAsia="Times New Roman" w:hAnsi="Times New Roman" w:cs="Times New Roman"/>
-          <w:b/>
-          <w:bCs/>
-          <w:kern w:val="36"/>
-          <w:sz w:val="36"/>
-          <w:szCs w:val="48"/>
-          <w:lang w:eastAsia="en-IN"/>
-        </w:rPr>
-        <w:t xml:space="preserve">Advantages of </w:t>
-      </w:r>
-      <w:proofErr w:type="spellStart"/>
-      <w:r>
-        <w:rPr>
-          <w:rFonts w:ascii="Times New Roman" w:eastAsia="Times New Roman" w:hAnsi="Times New Roman" w:cs="Times New Roman"/>
-          <w:b/>
-          <w:bCs/>
-          <w:kern w:val="36"/>
-          <w:sz w:val="36"/>
-          <w:szCs w:val="48"/>
-          <w:lang w:eastAsia="en-IN"/>
-        </w:rPr>
-        <w:t>Eurail</w:t>
-      </w:r>
-      <w:proofErr w:type="spellEnd"/>
-      <w:r>
-        <w:rPr>
-          <w:rFonts w:ascii="Times New Roman" w:eastAsia="Times New Roman" w:hAnsi="Times New Roman" w:cs="Times New Roman"/>
-          <w:b/>
-          <w:bCs/>
-          <w:kern w:val="36"/>
-          <w:sz w:val="36"/>
-          <w:szCs w:val="48"/>
-          <w:lang w:eastAsia="en-IN"/>
-        </w:rPr>
-        <w:t xml:space="preserve"> Travel</w:t>
+        <w:t>Advantages of Eurail Travel</w:t>
       </w:r>
     </w:p>
     <w:p>
@@ -1901,25 +1719,7 @@
           <w:lang w:eastAsia="en-IN"/>
         </w:rPr>
         <w:br/>
-        <w:t xml:space="preserve">Selecting the most suitable </w:t>
-      </w:r>
-      <w:proofErr w:type="spellStart"/>
-      <w:r>
-        <w:rPr>
-          <w:rFonts w:ascii="Times New Roman" w:eastAsia="Times New Roman" w:hAnsi="Times New Roman" w:cs="Times New Roman"/>
-          <w:szCs w:val="24"/>
-          <w:lang w:eastAsia="en-IN"/>
-        </w:rPr>
-        <w:t>Eurail</w:t>
-      </w:r>
-      <w:proofErr w:type="spellEnd"/>
-      <w:r>
-        <w:rPr>
-          <w:rFonts w:ascii="Times New Roman" w:eastAsia="Times New Roman" w:hAnsi="Times New Roman" w:cs="Times New Roman"/>
-          <w:szCs w:val="24"/>
-          <w:lang w:eastAsia="en-IN"/>
-        </w:rPr>
-        <w:t xml:space="preserve"> Pass </w:t>
+        <w:t xml:space="preserve">Selecting the most suitable Eurail Pass </w:t>
       </w:r>
     </w:p>
     <w:p>
@@ -2065,22 +1865,8 @@
           <w:szCs w:val="48"/>
           <w:lang w:eastAsia="en-IN"/>
         </w:rPr>
-        <w:t xml:space="preserve">Why Choose World Wings for </w:t>
-      </w:r>
-      <w:proofErr w:type="spellStart"/>
-      <w:r>
-        <w:rPr>
-          <w:rFonts w:ascii="Times New Roman" w:eastAsia="Times New Roman" w:hAnsi="Times New Roman" w:cs="Times New Roman"/>
-          <w:b/>
-          <w:bCs/>
-          <w:kern w:val="36"/>
-          <w:sz w:val="36"/>
-          <w:szCs w:val="48"/>
-          <w:lang w:eastAsia="en-IN"/>
-        </w:rPr>
-        <w:t>Eurail</w:t>
-      </w:r>
-      <w:proofErr w:type="spellEnd"/>
+        <w:t>Why Choose World Wings for Eurail</w:t>
+      </w:r>
     </w:p>
     <w:p>
       <w:pPr>
@@ -2244,7 +2030,6 @@
           <w:lang w:eastAsia="en-IN"/>
         </w:rPr>
       </w:pPr>
-      <w:bookmarkStart w:id="0" w:name="_GoBack"/>
       <w:r>
         <w:rPr>
           <w:rFonts w:ascii="Times New Roman" w:eastAsia="Times New Roman" w:hAnsi="Times New Roman" w:cs="Times New Roman"/>
@@ -2258,7 +2043,6 @@
         <w:t>Explore Europe the Smart Way</w:t>
       </w:r>
     </w:p>
-    <w:bookmarkEnd w:id="0"/>
     <w:p>
       <w:pPr>
         <w:spacing w:before="100" w:beforeAutospacing="1" w:after="100" w:afterAutospacing="1" w:line="240" w:lineRule="auto"/>
@@ -2294,29 +2078,7 @@
           <w:szCs w:val="24"/>
           <w:lang w:eastAsia="en-IN"/>
         </w:rPr>
-        <w:t xml:space="preserve">Contact World Wings Tours &amp; Travels to plan your </w:t>
-      </w:r>
-      <w:proofErr w:type="spellStart"/>
-      <w:r>
-        <w:rPr>
-          <w:rFonts w:ascii="Times New Roman" w:eastAsia="Times New Roman" w:hAnsi="Times New Roman" w:cs="Times New Roman"/>
-          <w:b/>
-          <w:bCs/>
-          <w:szCs w:val="24"/>
-          <w:lang w:eastAsia="en-IN"/>
-        </w:rPr>
-        <w:t>Eurail</w:t>
-      </w:r>
-      <w:proofErr w:type="spellEnd"/>
-      <w:r>
-        <w:rPr>
-          <w:rFonts w:ascii="Times New Roman" w:eastAsia="Times New Roman" w:hAnsi="Times New Roman" w:cs="Times New Roman"/>
-          <w:b/>
-          <w:bCs/>
-          <w:szCs w:val="24"/>
-          <w:lang w:eastAsia="en-IN"/>
-        </w:rPr>
-        <w:t xml:space="preserve"> journey today.</w:t>
+        <w:t>Contact World Wings Tours &amp; Travels to plan your Eurail journey today.</w:t>
       </w:r>
     </w:p>
     <w:p>
@@ -2337,8 +2099,8 @@
 </file>
 
 <file path=word/numbering.xml><?xml version="1.0" encoding="utf-8"?>
-<w:numbering xmlns:wpc="http://schemas.microsoft.com/office/word/2010/wordprocessingCanvas" xmlns:mc="http://schemas.openxmlformats.org/markup-compatibility/2006" xmlns:o="urn:schemas-microsoft-com:office:office" xmlns:r="http://schemas.openxmlformats.org/officeDocument/2006/relationships" xmlns:m="http://schemas.openxmlformats.org/officeDocument/2006/math" xmlns:v="urn:schemas-microsoft-com:vml" xmlns:wp14="http://schemas.microsoft.com/office/word/2010/wordprocessingDrawing" xmlns:wp="http://schemas.openxmlformats.org/drawingml/2006/wordprocessingDrawing" xmlns:w10="urn:schemas-microsoft-com:office:word" xmlns:w="http://schemas.openxmlformats.org/wordprocessingml/2006/main" xmlns:w14="http://schemas.microsoft.com/office/word/2010/wordml" xmlns:w15="http://schemas.microsoft.com/office/word/2012/wordml" xmlns:wpg="http://schemas.microsoft.com/office/word/2010/wordprocessingGroup" xmlns:wpi="http://schemas.microsoft.com/office/word/2010/wordprocessingInk" xmlns:wne="http://schemas.microsoft.com/office/word/2006/wordml" xmlns:wps="http://schemas.microsoft.com/office/word/2010/wordprocessingShape" mc:Ignorable="w14 w15 wp14">
-  <w:abstractNum w:abstractNumId="0">
+<w:numbering xmlns:wpc="http://schemas.microsoft.com/office/word/2010/wordprocessingCanvas" xmlns:cx="http://schemas.microsoft.com/office/drawing/2014/chartex" xmlns:cx1="http://schemas.microsoft.com/office/drawing/2015/9/8/chartex" xmlns:cx2="http://schemas.microsoft.com/office/drawing/2015/10/21/chartex" xmlns:cx3="http://schemas.microsoft.com/office/drawing/2016/5/9/chartex" xmlns:cx4="http://schemas.microsoft.com/office/drawing/2016/5/10/chartex" xmlns:cx5="http://schemas.microsoft.com/office/drawing/2016/5/11/chartex" xmlns:cx6="http://schemas.microsoft.com/office/drawing/2016/5/12/chartex" xmlns:cx7="http://schemas.microsoft.com/office/drawing/2016/5/13/chartex" xmlns:cx8="http://schemas.microsoft.com/office/drawing/2016/5/14/chartex" xmlns:mc="http://schemas.openxmlformats.org/markup-compatibility/2006" xmlns:aink="http://schemas.microsoft.com/office/drawing/2016/ink" xmlns:am3d="http://schemas.microsoft.com/office/drawing/2017/model3d" xmlns:o="urn:schemas-microsoft-com:office:office" xmlns:r="http://schemas.openxmlformats.org/officeDocument/2006/relationships" xmlns:m="http://schemas.openxmlformats.org/officeDocument/2006/math" xmlns:v="urn:schemas-microsoft-com:vml" xmlns:wp14="http://schemas.microsoft.com/office/word/2010/wordprocessingDrawing" xmlns:wp="http://schemas.openxmlformats.org/drawingml/2006/wordprocessingDrawing" xmlns:w10="urn:schemas-microsoft-com:office:word" xmlns:w="http://schemas.openxmlformats.org/wordprocessingml/2006/main" xmlns:w14="http://schemas.microsoft.com/office/word/2010/wordml" xmlns:w15="http://schemas.microsoft.com/office/word/2012/wordml" xmlns:w16cid="http://schemas.microsoft.com/office/word/2016/wordml/cid" xmlns:w16se="http://schemas.microsoft.com/office/word/2015/wordml/symex" xmlns:wpg="http://schemas.microsoft.com/office/word/2010/wordprocessingGroup" xmlns:wpi="http://schemas.microsoft.com/office/word/2010/wordprocessingInk" xmlns:wne="http://schemas.microsoft.com/office/word/2006/wordml" xmlns:wps="http://schemas.microsoft.com/office/word/2010/wordprocessingShape" mc:Ignorable="w14 w15 w16se w16cid wp14">
+  <w:abstractNum w:abstractNumId="0" w15:restartNumberingAfterBreak="0">
     <w:nsid w:val="04B6605B"/>
     <w:multiLevelType w:val="multilevel"/>
     <w:tmpl w:val="A16E8254"/>
@@ -2487,7 +2249,7 @@
       </w:rPr>
     </w:lvl>
   </w:abstractNum>
-  <w:abstractNum w:abstractNumId="1">
+  <w:abstractNum w:abstractNumId="1" w15:restartNumberingAfterBreak="0">
     <w:nsid w:val="0CA705DD"/>
     <w:multiLevelType w:val="multilevel"/>
     <w:tmpl w:val="3722A0B4"/>
@@ -2636,7 +2398,7 @@
       </w:rPr>
     </w:lvl>
   </w:abstractNum>
-  <w:abstractNum w:abstractNumId="2">
+  <w:abstractNum w:abstractNumId="2" w15:restartNumberingAfterBreak="0">
     <w:nsid w:val="27547B24"/>
     <w:multiLevelType w:val="multilevel"/>
     <w:tmpl w:val="D21E7CE6"/>
@@ -2785,7 +2547,7 @@
       </w:rPr>
     </w:lvl>
   </w:abstractNum>
-  <w:abstractNum w:abstractNumId="3">
+  <w:abstractNum w:abstractNumId="3" w15:restartNumberingAfterBreak="0">
     <w:nsid w:val="29624B82"/>
     <w:multiLevelType w:val="multilevel"/>
     <w:tmpl w:val="0AD03D30"/>
@@ -2934,7 +2696,7 @@
       </w:rPr>
     </w:lvl>
   </w:abstractNum>
-  <w:abstractNum w:abstractNumId="4">
+  <w:abstractNum w:abstractNumId="4" w15:restartNumberingAfterBreak="0">
     <w:nsid w:val="2D530371"/>
     <w:multiLevelType w:val="multilevel"/>
     <w:tmpl w:val="7DCA3044"/>
@@ -3083,7 +2845,7 @@
       </w:rPr>
     </w:lvl>
   </w:abstractNum>
-  <w:abstractNum w:abstractNumId="5">
+  <w:abstractNum w:abstractNumId="5" w15:restartNumberingAfterBreak="0">
     <w:nsid w:val="4AA43246"/>
     <w:multiLevelType w:val="multilevel"/>
     <w:tmpl w:val="DDCA1A2C"/>
@@ -3196,7 +2958,7 @@
       </w:pPr>
     </w:lvl>
   </w:abstractNum>
-  <w:abstractNum w:abstractNumId="6">
+  <w:abstractNum w:abstractNumId="6" w15:restartNumberingAfterBreak="0">
     <w:nsid w:val="7F2F7555"/>
     <w:multiLevelType w:val="multilevel"/>
     <w:tmpl w:val="2E249C3A"/>
@@ -3370,7 +3132,7 @@
 </file>
 
 <file path=word/styles.xml><?xml version="1.0" encoding="utf-8"?>
-<w:styles xmlns:mc="http://schemas.openxmlformats.org/markup-compatibility/2006" xmlns:r="http://schemas.openxmlformats.org/officeDocument/2006/relationships" xmlns:w="http://schemas.openxmlformats.org/wordprocessingml/2006/main" xmlns:w14="http://schemas.microsoft.com/office/word/2010/wordml" xmlns:w15="http://schemas.microsoft.com/office/word/2012/wordml" mc:Ignorable="w14 w15">
+<w:styles xmlns:mc="http://schemas.openxmlformats.org/markup-compatibility/2006" xmlns:r="http://schemas.openxmlformats.org/officeDocument/2006/relationships" xmlns:w="http://schemas.openxmlformats.org/wordprocessingml/2006/main" xmlns:w14="http://schemas.microsoft.com/office/word/2010/wordml" xmlns:w15="http://schemas.microsoft.com/office/word/2012/wordml" xmlns:w16cid="http://schemas.microsoft.com/office/word/2016/wordml/cid" xmlns:w16se="http://schemas.microsoft.com/office/word/2015/wordml/symex" mc:Ignorable="w14 w15 w16se w16cid">
   <w:docDefaults>
     <w:rPrDefault>
       <w:rPr>
@@ -3386,7 +3148,7 @@
       </w:pPr>
     </w:pPrDefault>
   </w:docDefaults>
-  <w:latentStyles w:defLockedState="0" w:defUIPriority="99" w:defSemiHidden="0" w:defUnhideWhenUsed="0" w:defQFormat="0" w:count="371">
+  <w:latentStyles w:defLockedState="0" w:defUIPriority="99" w:defSemiHidden="0" w:defUnhideWhenUsed="0" w:defQFormat="0" w:count="375">
     <w:lsdException w:name="Normal" w:uiPriority="0" w:qFormat="1"/>
     <w:lsdException w:name="heading 1" w:uiPriority="9" w:qFormat="1"/>
     <w:lsdException w:name="heading 2" w:semiHidden="1" w:uiPriority="9" w:unhideWhenUsed="1" w:qFormat="1"/>
@@ -3492,7 +3254,6 @@
     <w:lsdException w:name="HTML Sample" w:semiHidden="1" w:unhideWhenUsed="1"/>
     <w:lsdException w:name="HTML Typewriter" w:semiHidden="1" w:unhideWhenUsed="1"/>
     <w:lsdException w:name="HTML Variable" w:semiHidden="1" w:unhideWhenUsed="1"/>
-    <w:lsdException w:name="Normal Table" w:semiHidden="1" w:unhideWhenUsed="1"/>
     <w:lsdException w:name="annotation subject" w:semiHidden="1" w:unhideWhenUsed="1"/>
     <w:lsdException w:name="No List" w:semiHidden="1" w:unhideWhenUsed="1"/>
     <w:lsdException w:name="Outline List 1" w:semiHidden="1" w:unhideWhenUsed="1"/>
@@ -3536,10 +3297,8 @@
     <w:lsdException w:name="Table Elegant" w:semiHidden="1" w:unhideWhenUsed="1"/>
     <w:lsdException w:name="Table Professional" w:semiHidden="1" w:unhideWhenUsed="1"/>
     <w:lsdException w:name="Table Subtle 1" w:semiHidden="1" w:unhideWhenUsed="1"/>
-    <w:lsdException w:name="Table Subtle 2" w:semiHidden="1" w:unhideWhenUsed="1"/>
     <w:lsdException w:name="Table Web 1" w:semiHidden="1" w:unhideWhenUsed="1"/>
     <w:lsdException w:name="Table Web 2" w:semiHidden="1" w:unhideWhenUsed="1"/>
-    <w:lsdException w:name="Table Web 3" w:semiHidden="1" w:unhideWhenUsed="1"/>
     <w:lsdException w:name="Balloon Text" w:semiHidden="1" w:unhideWhenUsed="1"/>
     <w:lsdException w:name="Table Grid" w:uiPriority="39"/>
     <w:lsdException w:name="Table Theme" w:semiHidden="1" w:unhideWhenUsed="1"/>
@@ -3758,6 +3517,10 @@
     <w:lsdException w:name="List Table 5 Dark Accent 6" w:uiPriority="50"/>
     <w:lsdException w:name="List Table 6 Colorful Accent 6" w:uiPriority="51"/>
     <w:lsdException w:name="List Table 7 Colorful Accent 6" w:uiPriority="52"/>
+    <w:lsdException w:name="Mention" w:semiHidden="1" w:unhideWhenUsed="1"/>
+    <w:lsdException w:name="Smart Hyperlink" w:semiHidden="1" w:unhideWhenUsed="1"/>
+    <w:lsdException w:name="Hashtag" w:semiHidden="1" w:unhideWhenUsed="1"/>
+    <w:lsdException w:name="Unresolved Mention" w:semiHidden="1" w:unhideWhenUsed="1"/>
   </w:latentStyles>
   <w:style w:type="paragraph" w:default="1" w:styleId="Normal">
     <w:name w:val="Normal"/>
